--- a/發問記錄.docx
+++ b/發問記錄.docx
@@ -48,21 +48,7 @@
             <w:rStyle w:val="ae"/>
             <w:rFonts w:hint="eastAsia"/>
           </w:rPr>
-          <w:t>室</w:t>
-        </w:r>
-        <w:r>
-          <w:rPr>
-            <w:rStyle w:val="ae"/>
-            <w:rFonts w:hint="eastAsia"/>
-          </w:rPr>
-          <w:t>內</w:t>
-        </w:r>
-        <w:r>
-          <w:rPr>
-            <w:rStyle w:val="ae"/>
-            <w:rFonts w:hint="eastAsia"/>
-          </w:rPr>
-          <w:t>定位系統</w:t>
+          <w:t>室內定位系統</w:t>
         </w:r>
         <w:r>
           <w:rPr>
@@ -417,11 +403,6 @@
       </w:r>
     </w:p>
     <w:p>
-      <w:pPr>
-        <w:rPr>
-          <w:rFonts w:hint="eastAsia"/>
-        </w:rPr>
-      </w:pPr>
       <w:r>
         <w:rPr>
           <w:rFonts w:hint="eastAsia"/>
@@ -442,11 +423,93 @@
       </w:r>
     </w:p>
     <w:p>
-      <w:pPr>
-        <w:rPr>
-          <w:rFonts w:hint="eastAsia"/>
-        </w:rPr>
-      </w:pPr>
+      <w:r>
+        <w:rPr>
+          <w:rFonts w:hint="eastAsia"/>
+        </w:rPr>
+        <w:t>3.</w:t>
+      </w:r>
+      <w:r>
+        <w:rPr>
+          <w:rFonts w:ascii="Segoe UI" w:hAnsi="Segoe UI" w:cs="Segoe UI"/>
+          <w:color w:val="3B3B3B"/>
+          <w:sz w:val="20"/>
+          <w:szCs w:val="20"/>
+        </w:rPr>
+        <w:t xml:space="preserve"> </w:t>
+      </w:r>
+      <w:r>
+        <w:t>要怎麼啟動</w:t>
+      </w:r>
+      <w:r>
+        <w:t>MQTT Daemon</w:t>
+      </w:r>
+    </w:p>
+    <w:p>
+      <w:r>
+        <w:rPr>
+          <w:rFonts w:hint="eastAsia"/>
+        </w:rPr>
+        <w:t xml:space="preserve">   </w:t>
+      </w:r>
+      <w:r>
+        <w:rPr>
+          <w:rFonts w:hint="eastAsia"/>
+        </w:rPr>
+        <w:t>安裝</w:t>
+      </w:r>
+      <w:r>
+        <w:rPr>
+          <w:b/>
+          <w:bCs/>
+        </w:rPr>
+        <w:t xml:space="preserve"> PHP </w:t>
+      </w:r>
+      <w:r>
+        <w:rPr>
+          <w:b/>
+          <w:bCs/>
+        </w:rPr>
+        <w:t>的</w:t>
+      </w:r>
+      <w:r>
+        <w:rPr>
+          <w:b/>
+          <w:bCs/>
+        </w:rPr>
+        <w:t xml:space="preserve"> </w:t>
+      </w:r>
+      <w:proofErr w:type="spellStart"/>
+      <w:r>
+        <w:rPr>
+          <w:b/>
+          <w:bCs/>
+        </w:rPr>
+        <w:t>Mosquitto</w:t>
+      </w:r>
+      <w:proofErr w:type="spellEnd"/>
+      <w:r>
+        <w:rPr>
+          <w:b/>
+          <w:bCs/>
+        </w:rPr>
+        <w:t xml:space="preserve"> </w:t>
+      </w:r>
+      <w:r>
+        <w:rPr>
+          <w:b/>
+          <w:bCs/>
+        </w:rPr>
+        <w:t>擴充</w:t>
+      </w:r>
+    </w:p>
+    <w:p>
+      <w:r>
+        <w:rPr>
+          <w:rFonts w:hint="eastAsia"/>
+        </w:rPr>
+        <w:t>4.</w:t>
+      </w:r>
     </w:p>
     <w:sectPr>
       <w:pgSz w:w="11906" w:h="16838"/>

--- a/發問記錄.docx
+++ b/發問記錄.docx
@@ -57,7 +57,6 @@
           </w:rPr>
           <w:t xml:space="preserve"> </w:t>
         </w:r>
-        <w:proofErr w:type="gramStart"/>
         <w:r>
           <w:rPr>
             <w:rStyle w:val="ae"/>
@@ -65,7 +64,6 @@
           </w:rPr>
           <w:t>—</w:t>
         </w:r>
-        <w:proofErr w:type="gramEnd"/>
         <w:r>
           <w:rPr>
             <w:rStyle w:val="ae"/>
@@ -110,26 +108,13 @@
         <w:t xml:space="preserve"> NODE </w:t>
       </w:r>
       <w:r>
-        <w:t>設備是什麼硬體？</w:t>
-      </w:r>
-      <w:proofErr w:type="gramStart"/>
-      <w:r>
-        <w:t>（</w:t>
-      </w:r>
-      <w:proofErr w:type="gramEnd"/>
+        <w:t>設備是什麼硬體？（</w:t>
+      </w:r>
       <w:r>
         <w:t>ESP32</w:t>
       </w:r>
       <w:r>
-        <w:t>、樹</w:t>
-      </w:r>
-      <w:proofErr w:type="gramStart"/>
-      <w:r>
-        <w:t>莓</w:t>
-      </w:r>
-      <w:proofErr w:type="gramEnd"/>
-      <w:r>
-        <w:t>派、商用設備？）回報格式是什麼？</w:t>
+        <w:t>、樹莓派、商用設備？）回報格式是什麼？</w:t>
       </w:r>
     </w:p>
     <w:p>
@@ -456,50 +441,32 @@
         <w:rPr>
           <w:rFonts w:hint="eastAsia"/>
         </w:rPr>
+        <w:t>自動</w:t>
+      </w:r>
+      <w:r>
+        <w:rPr>
+          <w:rFonts w:hint="eastAsia"/>
+        </w:rPr>
         <w:t>安裝</w:t>
       </w:r>
       <w:r>
-        <w:rPr>
-          <w:b/>
-          <w:bCs/>
-        </w:rPr>
         <w:t xml:space="preserve"> PHP </w:t>
       </w:r>
       <w:r>
-        <w:rPr>
-          <w:b/>
-          <w:bCs/>
-        </w:rPr>
         <w:t>的</w:t>
       </w:r>
       <w:r>
-        <w:rPr>
-          <w:b/>
-          <w:bCs/>
-        </w:rPr>
         <w:t xml:space="preserve"> </w:t>
       </w:r>
       <w:proofErr w:type="spellStart"/>
       <w:r>
-        <w:rPr>
-          <w:b/>
-          <w:bCs/>
-        </w:rPr>
         <w:t>Mosquitto</w:t>
       </w:r>
       <w:proofErr w:type="spellEnd"/>
       <w:r>
-        <w:rPr>
-          <w:b/>
-          <w:bCs/>
-        </w:rPr>
         <w:t xml:space="preserve"> </w:t>
       </w:r>
       <w:r>
-        <w:rPr>
-          <w:b/>
-          <w:bCs/>
-        </w:rPr>
         <w:t>擴充</w:t>
       </w:r>
     </w:p>
@@ -508,7 +475,91 @@
         <w:rPr>
           <w:rFonts w:hint="eastAsia"/>
         </w:rPr>
+        <w:t xml:space="preserve">   </w:t>
+      </w:r>
+      <w:r>
+        <w:rPr>
+          <w:rFonts w:hint="eastAsia"/>
+        </w:rPr>
+        <w:t>啟動</w:t>
+      </w:r>
+      <w:r>
+        <w:rPr>
+          <w:rFonts w:hint="eastAsia"/>
+        </w:rPr>
+        <w:t>MQTT</w:t>
+      </w:r>
+    </w:p>
+    <w:p>
+      <w:pPr>
+        <w:rPr>
+          <w:rFonts w:hint="eastAsia"/>
+        </w:rPr>
+      </w:pPr>
+      <w:r>
+        <w:rPr>
+          <w:rFonts w:hint="eastAsia"/>
+        </w:rPr>
+        <w:t xml:space="preserve">   </w:t>
+      </w:r>
+      <w:r>
+        <w:t>C:\xampp\php\php.exe C:\xampp\htdocs\aiezfind\daemon\mqtt_daemon.php</w:t>
+      </w:r>
+    </w:p>
+    <w:p>
+      <w:r>
+        <w:rPr>
+          <w:rFonts w:hint="eastAsia"/>
+        </w:rPr>
         <w:t>4.</w:t>
+      </w:r>
+      <w:r>
+        <w:rPr>
+          <w:rFonts w:ascii="Segoe UI" w:hAnsi="Segoe UI" w:cs="Segoe UI"/>
+          <w:color w:val="3B3B3B"/>
+          <w:sz w:val="20"/>
+          <w:szCs w:val="20"/>
+        </w:rPr>
+        <w:t xml:space="preserve"> </w:t>
+      </w:r>
+      <w:r>
+        <w:t>給我一個手動傳資料給</w:t>
+      </w:r>
+      <w:r>
+        <w:t>MQTT</w:t>
+      </w:r>
+      <w:r>
+        <w:t>的指令</w:t>
+      </w:r>
+    </w:p>
+    <w:p>
+      <w:pPr>
+        <w:rPr>
+          <w:rFonts w:hint="eastAsia"/>
+        </w:rPr>
+      </w:pPr>
+      <w:r>
+        <w:rPr>
+          <w:rFonts w:hint="eastAsia"/>
+        </w:rPr>
+        <w:t xml:space="preserve">   </w:t>
+      </w:r>
+      <w:r>
+        <w:rPr>
+          <w:rFonts w:hint="eastAsia"/>
+        </w:rPr>
+        <w:t>自動生成</w:t>
+      </w:r>
+      <w:proofErr w:type="spellStart"/>
+      <w:r>
+        <w:t>test_pub.php</w:t>
+      </w:r>
+      <w:proofErr w:type="spellEnd"/>
+      <w:r>
+        <w:rPr>
+          <w:rFonts w:hint="eastAsia"/>
+        </w:rPr>
+        <w:t>檔案</w:t>
       </w:r>
     </w:p>
     <w:sectPr>

--- a/發問記錄.docx
+++ b/發問記錄.docx
@@ -456,15 +456,7 @@
         <w:t>的</w:t>
       </w:r>
       <w:r>
-        <w:t xml:space="preserve"> </w:t>
-      </w:r>
-      <w:proofErr w:type="spellStart"/>
-      <w:r>
-        <w:t>Mosquitto</w:t>
-      </w:r>
-      <w:proofErr w:type="spellEnd"/>
-      <w:r>
-        <w:t xml:space="preserve"> </w:t>
+        <w:t xml:space="preserve"> Mosquitto </w:t>
       </w:r>
       <w:r>
         <w:t>擴充</w:t>
@@ -491,11 +483,6 @@
       </w:r>
     </w:p>
     <w:p>
-      <w:pPr>
-        <w:rPr>
-          <w:rFonts w:hint="eastAsia"/>
-        </w:rPr>
-      </w:pPr>
       <w:r>
         <w:rPr>
           <w:rFonts w:hint="eastAsia"/>
@@ -533,6 +520,46 @@
       </w:r>
     </w:p>
     <w:p>
+      <w:r>
+        <w:rPr>
+          <w:rFonts w:hint="eastAsia"/>
+        </w:rPr>
+        <w:t xml:space="preserve">   </w:t>
+      </w:r>
+      <w:r>
+        <w:rPr>
+          <w:rFonts w:hint="eastAsia"/>
+        </w:rPr>
+        <w:t>自動生成</w:t>
+      </w:r>
+      <w:r>
+        <w:t>test_pub.php</w:t>
+      </w:r>
+      <w:r>
+        <w:rPr>
+          <w:rFonts w:hint="eastAsia"/>
+        </w:rPr>
+        <w:t>檔案</w:t>
+      </w:r>
+    </w:p>
+    <w:p>
+      <w:r>
+        <w:rPr>
+          <w:rFonts w:hint="eastAsia"/>
+        </w:rPr>
+        <w:t xml:space="preserve">   </w:t>
+      </w:r>
+      <w:r>
+        <w:t>C:\xampp\php\php.exe C:\xampp\htdocs\aiezfind\test_pub.php</w:t>
+      </w:r>
+      <w:r>
+        <w:rPr>
+          <w:rFonts w:hint="eastAsia"/>
+        </w:rPr>
+        <w:t xml:space="preserve"> </w:t>
+      </w:r>
+    </w:p>
+    <w:p>
       <w:pPr>
         <w:rPr>
           <w:rFonts w:hint="eastAsia"/>
@@ -545,21 +572,23 @@
         <w:t xml:space="preserve">   </w:t>
       </w:r>
       <w:r>
-        <w:rPr>
-          <w:rFonts w:hint="eastAsia"/>
-        </w:rPr>
-        <w:t>自動生成</w:t>
-      </w:r>
-      <w:proofErr w:type="spellStart"/>
-      <w:r>
-        <w:t>test_pub.php</w:t>
-      </w:r>
-      <w:proofErr w:type="spellEnd"/>
-      <w:r>
-        <w:rPr>
-          <w:rFonts w:hint="eastAsia"/>
-        </w:rPr>
-        <w:t>檔案</w:t>
+        <w:t>C:\xampp\php\php.exe C:\xampp\htdocs\aiezfind\test_pub.php node</w:t>
+      </w:r>
+    </w:p>
+    <w:p>
+      <w:pPr>
+        <w:rPr>
+          <w:rFonts w:hint="eastAsia"/>
+        </w:rPr>
+      </w:pPr>
+      <w:r>
+        <w:rPr>
+          <w:rFonts w:hint="eastAsia"/>
+        </w:rPr>
+        <w:t xml:space="preserve">   </w:t>
+      </w:r>
+      <w:r>
+        <w:t>C:\xampp\php\php.exe C:\xampp\htdocs\aiezfind\test_pub.php tag</w:t>
       </w:r>
     </w:p>
     <w:sectPr>
@@ -1147,7 +1176,6 @@
     <w:next w:val="a"/>
     <w:link w:val="30"/>
     <w:uiPriority w:val="9"/>
-    <w:semiHidden/>
     <w:unhideWhenUsed/>
     <w:qFormat/>
     <w:rsid w:val="00F00E86"/>
@@ -1353,7 +1381,6 @@
     <w:basedOn w:val="a0"/>
     <w:link w:val="3"/>
     <w:uiPriority w:val="9"/>
-    <w:semiHidden/>
     <w:rsid w:val="00F00E86"/>
     <w:rPr>
       <w:rFonts w:eastAsiaTheme="majorEastAsia" w:cstheme="majorBidi"/>

--- a/發問記錄.docx
+++ b/發問記錄.docx
@@ -550,7 +550,20 @@
         <w:t xml:space="preserve">   </w:t>
       </w:r>
       <w:r>
-        <w:t>C:\xampp\php\php.exe C:\xampp\htdocs\aiezfind\test_pub.php</w:t>
+        <w:t>C:\xampp\php\php.exe C:\xampp\htdocs\aiezfind\test_pub</w:t>
+      </w:r>
+      <w:r>
+        <w:rPr>
+          <w:rFonts w:ascii="Consolas" w:eastAsia="新細明體" w:hAnsi="Consolas" w:cs="新細明體" w:hint="eastAsia"/>
+          <w:kern w:val="0"/>
+          <w:sz w:val="21"/>
+          <w:szCs w:val="21"/>
+          <w14:ligatures w14:val="none"/>
+        </w:rPr>
+        <w:t>1201A2</w:t>
+      </w:r>
+      <w:r>
+        <w:t>.php</w:t>
       </w:r>
       <w:r>
         <w:rPr>
@@ -560,11 +573,6 @@
       </w:r>
     </w:p>
     <w:p>
-      <w:pPr>
-        <w:rPr>
-          <w:rFonts w:hint="eastAsia"/>
-        </w:rPr>
-      </w:pPr>
       <w:r>
         <w:rPr>
           <w:rFonts w:hint="eastAsia"/>
@@ -572,15 +580,33 @@
         <w:t xml:space="preserve">   </w:t>
       </w:r>
       <w:r>
-        <w:t>C:\xampp\php\php.exe C:\xampp\htdocs\aiezfind\test_pub.php node</w:t>
+        <w:t>C:\xampp\php\php.exe C:\xampp\htdocs\aiezfind\test_pub</w:t>
+      </w:r>
+      <w:r>
+        <w:rPr>
+          <w:rFonts w:ascii="Consolas" w:eastAsia="新細明體" w:hAnsi="Consolas" w:cs="新細明體" w:hint="eastAsia"/>
+          <w:kern w:val="0"/>
+          <w:sz w:val="21"/>
+          <w:szCs w:val="21"/>
+          <w14:ligatures w14:val="none"/>
+        </w:rPr>
+        <w:t>1201A</w:t>
+      </w:r>
+      <w:r>
+        <w:rPr>
+          <w:rFonts w:ascii="Consolas" w:eastAsia="新細明體" w:hAnsi="Consolas" w:cs="新細明體" w:hint="eastAsia"/>
+          <w:kern w:val="0"/>
+          <w:sz w:val="21"/>
+          <w:szCs w:val="21"/>
+          <w14:ligatures w14:val="none"/>
+        </w:rPr>
+        <w:t>3</w:t>
+      </w:r>
+      <w:r>
+        <w:t>.php node</w:t>
       </w:r>
     </w:p>
     <w:p>
-      <w:pPr>
-        <w:rPr>
-          <w:rFonts w:hint="eastAsia"/>
-        </w:rPr>
-      </w:pPr>
       <w:r>
         <w:rPr>
           <w:rFonts w:hint="eastAsia"/>
@@ -588,7 +614,30 @@
         <w:t xml:space="preserve">   </w:t>
       </w:r>
       <w:r>
-        <w:t>C:\xampp\php\php.exe C:\xampp\htdocs\aiezfind\test_pub.php tag</w:t>
+        <w:t>C:\xampp\php\php.exe C:\xampp\htdocs\aiezfind\test_pub</w:t>
+      </w:r>
+      <w:r>
+        <w:rPr>
+          <w:rFonts w:ascii="Consolas" w:eastAsia="新細明體" w:hAnsi="Consolas" w:cs="新細明體" w:hint="eastAsia"/>
+          <w:kern w:val="0"/>
+          <w:sz w:val="21"/>
+          <w:szCs w:val="21"/>
+          <w14:ligatures w14:val="none"/>
+        </w:rPr>
+        <w:t>1201A</w:t>
+      </w:r>
+      <w:r>
+        <w:rPr>
+          <w:rFonts w:ascii="Consolas" w:eastAsia="新細明體" w:hAnsi="Consolas" w:cs="新細明體" w:hint="eastAsia"/>
+          <w:kern w:val="0"/>
+          <w:sz w:val="21"/>
+          <w:szCs w:val="21"/>
+          <w14:ligatures w14:val="none"/>
+        </w:rPr>
+        <w:t>4</w:t>
+      </w:r>
+      <w:r>
+        <w:t>.php tag</w:t>
       </w:r>
     </w:p>
     <w:sectPr>

--- a/發問記錄.docx
+++ b/發問記錄.docx
@@ -498,6 +498,17 @@
         <w:rPr>
           <w:rFonts w:hint="eastAsia"/>
         </w:rPr>
+        <w:t xml:space="preserve">   </w:t>
+      </w:r>
+      <w:r>
+        <w:t>C:\xampp\php\php.exe C:\xampp\htdocs\aiezfind\daemon\mqtt_daemon1.php</w:t>
+      </w:r>
+    </w:p>
+    <w:p>
+      <w:r>
+        <w:rPr>
+          <w:rFonts w:hint="eastAsia"/>
+        </w:rPr>
         <w:t>4.</w:t>
       </w:r>
       <w:r>
@@ -550,17 +561,10 @@
         <w:t xml:space="preserve">   </w:t>
       </w:r>
       <w:r>
-        <w:t>C:\xampp\php\php.exe C:\xampp\htdocs\aiezfind\test_pub</w:t>
-      </w:r>
-      <w:r>
-        <w:rPr>
-          <w:rFonts w:ascii="Consolas" w:eastAsia="新細明體" w:hAnsi="Consolas" w:cs="新細明體" w:hint="eastAsia"/>
-          <w:kern w:val="0"/>
-          <w:sz w:val="21"/>
-          <w:szCs w:val="21"/>
-          <w14:ligatures w14:val="none"/>
-        </w:rPr>
-        <w:t>1201A2</w:t>
+        <w:t>C:\xampp\php\php.exe C:\xampp\htdocs\aiezfind\</w:t>
+      </w:r>
+      <w:r>
+        <w:t>test_pub120171</w:t>
       </w:r>
       <w:r>
         <w:t>.php</w:t>
@@ -580,27 +584,10 @@
         <w:t xml:space="preserve">   </w:t>
       </w:r>
       <w:r>
-        <w:t>C:\xampp\php\php.exe C:\xampp\htdocs\aiezfind\test_pub</w:t>
-      </w:r>
-      <w:r>
-        <w:rPr>
-          <w:rFonts w:ascii="Consolas" w:eastAsia="新細明體" w:hAnsi="Consolas" w:cs="新細明體" w:hint="eastAsia"/>
-          <w:kern w:val="0"/>
-          <w:sz w:val="21"/>
-          <w:szCs w:val="21"/>
-          <w14:ligatures w14:val="none"/>
-        </w:rPr>
-        <w:t>1201A</w:t>
-      </w:r>
-      <w:r>
-        <w:rPr>
-          <w:rFonts w:ascii="Consolas" w:eastAsia="新細明體" w:hAnsi="Consolas" w:cs="新細明體" w:hint="eastAsia"/>
-          <w:kern w:val="0"/>
-          <w:sz w:val="21"/>
-          <w:szCs w:val="21"/>
-          <w14:ligatures w14:val="none"/>
-        </w:rPr>
-        <w:t>3</w:t>
+        <w:t>C:\xampp\php\php.exe C:\xampp\htdocs\aiezfind\</w:t>
+      </w:r>
+      <w:r>
+        <w:t>test_pub120183</w:t>
       </w:r>
       <w:r>
         <w:t>.php node</w:t>
@@ -614,30 +601,72 @@
         <w:t xml:space="preserve">   </w:t>
       </w:r>
       <w:r>
-        <w:t>C:\xampp\php\php.exe C:\xampp\htdocs\aiezfind\test_pub</w:t>
-      </w:r>
-      <w:r>
-        <w:rPr>
-          <w:rFonts w:ascii="Consolas" w:eastAsia="新細明體" w:hAnsi="Consolas" w:cs="新細明體" w:hint="eastAsia"/>
-          <w:kern w:val="0"/>
-          <w:sz w:val="21"/>
-          <w:szCs w:val="21"/>
-          <w14:ligatures w14:val="none"/>
-        </w:rPr>
-        <w:t>1201A</w:t>
-      </w:r>
-      <w:r>
-        <w:rPr>
-          <w:rFonts w:ascii="Consolas" w:eastAsia="新細明體" w:hAnsi="Consolas" w:cs="新細明體" w:hint="eastAsia"/>
-          <w:kern w:val="0"/>
-          <w:sz w:val="21"/>
-          <w:szCs w:val="21"/>
-          <w14:ligatures w14:val="none"/>
-        </w:rPr>
-        <w:t>4</w:t>
+        <w:t>C:\xampp\php\php.exe C:\xampp\htdocs\aiezfind\</w:t>
+      </w:r>
+      <w:r>
+        <w:t>test_pub120186</w:t>
       </w:r>
       <w:r>
         <w:t>.php tag</w:t>
+      </w:r>
+    </w:p>
+    <w:p>
+      <w:pPr>
+        <w:widowControl/>
+      </w:pPr>
+      <w:r>
+        <w:br w:type="page"/>
+      </w:r>
+    </w:p>
+    <w:p>
+      <w:r>
+        <w:rPr>
+          <w:rFonts w:hint="eastAsia"/>
+        </w:rPr>
+        <w:lastRenderedPageBreak/>
+        <w:t>5</w:t>
+      </w:r>
+      <w:r>
+        <w:rPr>
+          <w:rFonts w:hint="eastAsia"/>
+        </w:rPr>
+        <w:t>幫</w:t>
+      </w:r>
+      <w:r>
+        <w:rPr>
+          <w:rFonts w:hint="eastAsia"/>
+        </w:rPr>
+        <w:t>我</w:t>
+      </w:r>
+      <w:r>
+        <w:rPr>
+          <w:rFonts w:hint="eastAsia"/>
+        </w:rPr>
+        <w:t>產生一隻抓取</w:t>
+      </w:r>
+      <w:r>
+        <w:rPr>
+          <w:rFonts w:hint="eastAsia"/>
+        </w:rPr>
+        <w:t>MQTT</w:t>
+      </w:r>
+      <w:r>
+        <w:rPr>
+          <w:rFonts w:hint="eastAsia"/>
+        </w:rPr>
+        <w:t>機器的</w:t>
+      </w:r>
+      <w:r>
+        <w:rPr>
+          <w:rFonts w:hint="eastAsia"/>
+        </w:rPr>
+        <w:t>PHP</w:t>
+      </w:r>
+      <w:r>
+        <w:rPr>
+          <w:rFonts w:hint="eastAsia"/>
+        </w:rPr>
+        <w:t>程式碼</w:t>
       </w:r>
     </w:p>
     <w:sectPr>
@@ -1375,6 +1404,7 @@
   <w:style w:type="character" w:default="1" w:styleId="a0">
     <w:name w:val="Default Paragraph Font"/>
     <w:uiPriority w:val="1"/>
+    <w:semiHidden/>
     <w:unhideWhenUsed/>
   </w:style>
   <w:style w:type="table" w:default="1" w:styleId="a1">

--- a/發問記錄.docx
+++ b/發問記錄.docx
@@ -57,6 +57,7 @@
           </w:rPr>
           <w:t xml:space="preserve"> </w:t>
         </w:r>
+        <w:proofErr w:type="gramStart"/>
         <w:r>
           <w:rPr>
             <w:rStyle w:val="ae"/>
@@ -64,6 +65,7 @@
           </w:rPr>
           <w:t>—</w:t>
         </w:r>
+        <w:proofErr w:type="gramEnd"/>
         <w:r>
           <w:rPr>
             <w:rStyle w:val="ae"/>
@@ -108,13 +110,26 @@
         <w:t xml:space="preserve"> NODE </w:t>
       </w:r>
       <w:r>
-        <w:t>設備是什麼硬體？（</w:t>
-      </w:r>
+        <w:t>設備是什麼硬體？</w:t>
+      </w:r>
+      <w:proofErr w:type="gramStart"/>
+      <w:r>
+        <w:t>（</w:t>
+      </w:r>
+      <w:proofErr w:type="gramEnd"/>
       <w:r>
         <w:t>ESP32</w:t>
       </w:r>
       <w:r>
-        <w:t>、樹莓派、商用設備？）回報格式是什麼？</w:t>
+        <w:t>、樹</w:t>
+      </w:r>
+      <w:proofErr w:type="gramStart"/>
+      <w:r>
+        <w:t>莓</w:t>
+      </w:r>
+      <w:proofErr w:type="gramEnd"/>
+      <w:r>
+        <w:t>派、商用設備？）回報格式是什麼？</w:t>
       </w:r>
     </w:p>
     <w:p>
@@ -456,7 +471,15 @@
         <w:t>的</w:t>
       </w:r>
       <w:r>
-        <w:t xml:space="preserve"> Mosquitto </w:t>
+        <w:t xml:space="preserve"> </w:t>
+      </w:r>
+      <w:proofErr w:type="spellStart"/>
+      <w:r>
+        <w:t>Mosquitto</w:t>
+      </w:r>
+      <w:proofErr w:type="spellEnd"/>
+      <w:r>
+        <w:t xml:space="preserve"> </w:t>
       </w:r>
       <w:r>
         <w:t>擴充</w:t>
@@ -543,9 +566,11 @@
         </w:rPr>
         <w:t>自動生成</w:t>
       </w:r>
+      <w:proofErr w:type="spellStart"/>
       <w:r>
         <w:t>test_pub.php</w:t>
       </w:r>
+      <w:proofErr w:type="spellEnd"/>
       <w:r>
         <w:rPr>
           <w:rFonts w:hint="eastAsia"/>
@@ -667,6 +692,52 @@
           <w:rFonts w:hint="eastAsia"/>
         </w:rPr>
         <w:t>程式碼</w:t>
+      </w:r>
+    </w:p>
+    <w:p>
+      <w:pPr>
+        <w:rPr>
+          <w:rFonts w:hint="eastAsia"/>
+        </w:rPr>
+      </w:pPr>
+      <w:r>
+        <w:rPr>
+          <w:rFonts w:hint="eastAsia"/>
+        </w:rPr>
+        <w:t>6.</w:t>
+      </w:r>
+      <w:r>
+        <w:rPr>
+          <w:rFonts w:ascii="Segoe UI" w:hAnsi="Segoe UI" w:cs="Segoe UI"/>
+          <w:color w:val="3B3B3B"/>
+          <w:sz w:val="20"/>
+          <w:szCs w:val="20"/>
+        </w:rPr>
+        <w:t xml:space="preserve"> </w:t>
+      </w:r>
+      <w:r>
+        <w:t>我有一台</w:t>
+      </w:r>
+      <w:r>
+        <w:t xml:space="preserve">UBUNTU </w:t>
+      </w:r>
+      <w:r>
+        <w:t>的機器</w:t>
+      </w:r>
+      <w:r>
+        <w:t>IP</w:t>
+      </w:r>
+      <w:r>
+        <w:t>是</w:t>
+      </w:r>
+      <w:r>
+        <w:t>10.2.3.69</w:t>
+      </w:r>
+      <w:r>
+        <w:t>，可以幫我將這個專案部屬到這台機器上執行嗎</w:t>
+      </w:r>
+      <w:r>
+        <w:t>?</w:t>
       </w:r>
     </w:p>
     <w:sectPr>
@@ -1404,7 +1475,6 @@
   <w:style w:type="character" w:default="1" w:styleId="a0">
     <w:name w:val="Default Paragraph Font"/>
     <w:uiPriority w:val="1"/>
-    <w:semiHidden/>
     <w:unhideWhenUsed/>
   </w:style>
   <w:style w:type="table" w:default="1" w:styleId="a1">
